--- a/teaching/2026Fall/3502/Project/project3.docx
+++ b/teaching/2026Fall/3502/Project/project3.docx
@@ -1,6 +1,6 @@
 
 <file path=word/document.xml><?xml version="1.0" encoding="utf-8"?>
-<w:document xmlns:wpc="http://schemas.microsoft.com/office/word/2010/wordprocessingCanvas" xmlns:cx="http://schemas.microsoft.com/office/drawing/2014/chartex" xmlns:cx1="http://schemas.microsoft.com/office/drawing/2015/9/8/chartex" xmlns:cx2="http://schemas.microsoft.com/office/drawing/2015/10/21/chartex" xmlns:cx3="http://schemas.microsoft.com/office/drawing/2016/5/9/chartex" xmlns:cx4="http://schemas.microsoft.com/office/drawing/2016/5/10/chartex" xmlns:cx5="http://schemas.microsoft.com/office/drawing/2016/5/11/chartex" xmlns:cx6="http://schemas.microsoft.com/office/drawing/2016/5/12/chartex" xmlns:cx7="http://schemas.microsoft.com/office/drawing/2016/5/13/chartex" xmlns:cx8="http://schemas.microsoft.com/office/drawing/2016/5/14/chartex" xmlns:mc="http://schemas.openxmlformats.org/markup-compatibility/2006" xmlns:aink="http://schemas.microsoft.com/office/drawing/2016/ink" xmlns:am3d="http://schemas.microsoft.com/office/drawing/2017/model3d" xmlns:o="urn:schemas-microsoft-com:office:office" xmlns:oel="http://schemas.microsoft.com/office/2019/extlst" xmlns:r="http://schemas.openxmlformats.org/officeDocument/2006/relationships" xmlns:m="http://schemas.openxmlformats.org/officeDocument/2006/math" xmlns:v="urn:schemas-microsoft-com:vml" xmlns:wp14="http://schemas.microsoft.com/office/word/2010/wordprocessingDrawing" xmlns:wp="http://schemas.openxmlformats.org/drawingml/2006/wordprocessingDrawing" xmlns:w10="urn:schemas-microsoft-com:office:word" xmlns:w="http://schemas.openxmlformats.org/wordprocessingml/2006/main" xmlns:w14="http://schemas.microsoft.com/office/word/2010/wordml" xmlns:w15="http://schemas.microsoft.com/office/word/2012/wordml" xmlns:w16cex="http://schemas.microsoft.com/office/word/2018/wordml/cex" xmlns:w16cid="http://schemas.microsoft.com/office/word/2016/wordml/cid" xmlns:w16="http://schemas.microsoft.com/office/word/2018/wordml" xmlns:w16du="http://schemas.microsoft.com/office/word/2023/wordml/word16du" xmlns:w16sdtdh="http://schemas.microsoft.com/office/word/2020/wordml/sdtdatahash" xmlns:w16sdtfl="http://schemas.microsoft.com/office/word/2024/wordml/sdtformatlock" xmlns:w16se="http://schemas.microsoft.com/office/word/2015/wordml/symex" xmlns:wpg="http://schemas.microsoft.com/office/word/2010/wordprocessingGroup" xmlns:wpi="http://schemas.microsoft.com/office/word/2010/wordprocessingInk" xmlns:wne="http://schemas.microsoft.com/office/word/2006/wordml" xmlns:wps="http://schemas.microsoft.com/office/word/2010/wordprocessingShape" mc:Ignorable="w14 w15 w16se w16cid w16 w16cex w16sdtdh w16sdtfl w16du wp14">
+<w:document xmlns:wpc="http://schemas.microsoft.com/office/word/2010/wordprocessingCanvas" xmlns:cx="http://schemas.microsoft.com/office/drawing/2014/chartex" xmlns:cx1="http://schemas.microsoft.com/office/drawing/2015/9/8/chartex" xmlns:cx2="http://schemas.microsoft.com/office/drawing/2015/10/21/chartex" xmlns:cx3="http://schemas.microsoft.com/office/drawing/2016/5/9/chartex" xmlns:cx4="http://schemas.microsoft.com/office/drawing/2016/5/10/chartex" xmlns:cx5="http://schemas.microsoft.com/office/drawing/2016/5/11/chartex" xmlns:cx6="http://schemas.microsoft.com/office/drawing/2016/5/12/chartex" xmlns:cx7="http://schemas.microsoft.com/office/drawing/2016/5/13/chartex" xmlns:cx8="http://schemas.microsoft.com/office/drawing/2016/5/14/chartex" xmlns:mc="http://schemas.openxmlformats.org/markup-compatibility/2006" xmlns:m="http://schemas.openxmlformats.org/officeDocument/2006/math" xmlns:aink="http://schemas.microsoft.com/office/drawing/2016/ink" xmlns:am3d="http://schemas.microsoft.com/office/drawing/2017/model3d" xmlns:oel="http://schemas.microsoft.com/office/2019/extlst" xmlns:r="http://schemas.openxmlformats.org/officeDocument/2006/relationships" xmlns:wp14="http://schemas.microsoft.com/office/word/2010/wordprocessingDrawing" xmlns:wp="http://schemas.openxmlformats.org/drawingml/2006/wordprocessingDrawing" xmlns:wpg="http://schemas.microsoft.com/office/word/2010/wordprocessingGroup" xmlns:wpi="http://schemas.microsoft.com/office/word/2010/wordprocessingInk" xmlns:wps="http://schemas.microsoft.com/office/word/2010/wordprocessingShape" xmlns:o="urn:schemas-microsoft-com:office:office" xmlns:v="urn:schemas-microsoft-com:vml" xmlns:w10="urn:schemas-microsoft-com:office:word" xmlns:w="http://schemas.openxmlformats.org/wordprocessingml/2006/main" xmlns:w14="http://schemas.microsoft.com/office/word/2010/wordml" xmlns:w15="http://schemas.microsoft.com/office/word/2012/wordml" xmlns:w16cei="http://schemas.microsoft.com/office/word/2026/wordml/cei" xmlns:w16cex="http://schemas.microsoft.com/office/word/2018/wordml/cex" xmlns:w16cid="http://schemas.microsoft.com/office/word/2016/wordml/cid" xmlns:w16="http://schemas.microsoft.com/office/word/2018/wordml" xmlns:w16sdtdh="http://schemas.microsoft.com/office/word/2020/wordml/sdtdatahash" xmlns:w16sdtfl="http://schemas.microsoft.com/office/word/2024/wordml/sdtformatlock" xmlns:w16se="http://schemas.microsoft.com/office/word/2015/wordml/symex" xmlns:w16du="http://schemas.microsoft.com/office/word/2023/wordml/word16du" xmlns:wne="http://schemas.microsoft.com/office/word/2006/wordml" mc:Ignorable="w14 w15 w16se w16cid w16 w16cex w16sdtdh w16sdtfl w16du wp14">
   <w:body>
     <w:p>
       <w:pPr>
@@ -12711,27 +12711,7 @@
           <w:sz w:val="15"/>
           <w:szCs w:val="15"/>
         </w:rPr>
-        <w:t xml:space="preserve"> </w:t>
-      </w:r>
-      <w:proofErr w:type="spellStart"/>
-      <w:r>
-        <w:rPr>
-          <w:rFonts w:ascii="Courier New" w:eastAsia="Times New Roman" w:hAnsi="Courier New" w:cs="Courier New"/>
-          <w:color w:val="333333"/>
-          <w:sz w:val="15"/>
-          <w:szCs w:val="15"/>
-        </w:rPr>
-        <w:t>i</w:t>
-      </w:r>
-      <w:proofErr w:type="spellEnd"/>
-      <w:r>
-        <w:rPr>
-          <w:rFonts w:ascii="Courier New" w:eastAsia="Times New Roman" w:hAnsi="Courier New" w:cs="Courier New"/>
-          <w:color w:val="333333"/>
-          <w:sz w:val="15"/>
-          <w:szCs w:val="15"/>
-        </w:rPr>
-        <w:t>;</w:t>
+        <w:t xml:space="preserve"> i;</w:t>
       </w:r>
     </w:p>
     <w:p>
@@ -14163,211 +14143,264 @@
           <w:bCs/>
         </w:rPr>
       </w:pPr>
-      <w:r>
-        <w:rPr>
+    </w:p>
+    <w:p>
+      <w:pPr>
+        <w:keepNext/>
+        <w:spacing w:before="140" w:after="100"/>
+        <w:rPr>
+          <w:rFonts w:cstheme="minorHAnsi"/>
+          <w:b/>
+          <w:color w:val="1F4E79"/>
+        </w:rPr>
+      </w:pPr>
+      <w:r>
+        <w:rPr>
+          <w:rFonts w:cstheme="minorHAnsi"/>
+          <w:b/>
+          <w:color w:val="1F4E79"/>
+        </w:rPr>
+        <w:t>(</w:t>
+      </w:r>
+      <w:r>
+        <w:rPr>
+          <w:rFonts w:ascii="Apple Color Emoji" w:hAnsi="Apple Color Emoji" w:cs="Apple Color Emoji"/>
+          <w:b/>
+          <w:color w:val="1F4E79"/>
+        </w:rPr>
+        <w:t>⚠️</w:t>
+      </w:r>
+      <w:r>
+        <w:rPr>
+          <w:rFonts w:cstheme="minorHAnsi"/>
+          <w:b/>
+          <w:color w:val="1F4E79"/>
+        </w:rPr>
+        <w:t xml:space="preserve">) Submission format: </w:t>
+      </w:r>
+    </w:p>
+    <w:p>
+      <w:pPr>
+        <w:ind w:left="360"/>
+        <w:rPr>
+          <w:rFonts w:cstheme="minorHAnsi"/>
+        </w:rPr>
+      </w:pPr>
+    </w:p>
+    <w:p>
+      <w:pPr>
+        <w:ind w:left="360"/>
+        <w:rPr>
+          <w:rFonts w:cstheme="minorHAnsi"/>
+        </w:rPr>
+      </w:pPr>
+      <w:r>
+        <w:rPr>
+          <w:rFonts w:cstheme="minorHAnsi"/>
+        </w:rPr>
+        <w:t>Please submit the following two files:</w:t>
+      </w:r>
+    </w:p>
+    <w:p>
+      <w:pPr>
+        <w:pStyle w:val="ListParagraph"/>
+        <w:numPr>
+          <w:ilvl w:val="0"/>
+          <w:numId w:val="4"/>
+        </w:numPr>
+        <w:rPr>
+          <w:rFonts w:cstheme="minorHAnsi"/>
+          <w:i/>
+          <w:iCs/>
+        </w:rPr>
+      </w:pPr>
+      <w:r>
+        <w:rPr>
+          <w:rFonts w:cstheme="minorHAnsi"/>
+          <w:i/>
+          <w:iCs/>
+        </w:rPr>
+        <w:t>One report file containing:</w:t>
+      </w:r>
+    </w:p>
+    <w:p>
+      <w:pPr>
+        <w:pStyle w:val="ListParagraph"/>
+        <w:numPr>
+          <w:ilvl w:val="1"/>
+          <w:numId w:val="4"/>
+        </w:numPr>
+        <w:rPr>
+          <w:rFonts w:cstheme="minorHAnsi"/>
+          <w:i/>
+          <w:iCs/>
+        </w:rPr>
+      </w:pPr>
+      <w:r>
+        <w:rPr>
+          <w:rFonts w:cstheme="minorHAnsi"/>
+          <w:i/>
+          <w:iCs/>
+        </w:rPr>
+        <w:t>All screenshots</w:t>
+      </w:r>
+      <w:r>
+        <w:rPr>
+          <w:rFonts w:cstheme="minorHAnsi"/>
+          <w:i/>
+          <w:iCs/>
+        </w:rPr>
+        <w:t xml:space="preserve"> and experiment results</w:t>
+      </w:r>
+      <w:r>
+        <w:rPr>
+          <w:rFonts w:cstheme="minorHAnsi"/>
+          <w:i/>
+          <w:iCs/>
+        </w:rPr>
+        <w:t xml:space="preserve"> from Part</w:t>
+      </w:r>
+      <w:r>
+        <w:rPr>
+          <w:rFonts w:cstheme="minorHAnsi"/>
+          <w:i/>
+          <w:iCs/>
+        </w:rPr>
+        <w:t>s</w:t>
+      </w:r>
+      <w:r>
+        <w:rPr>
+          <w:rFonts w:cstheme="minorHAnsi"/>
+          <w:i/>
+          <w:iCs/>
+        </w:rPr>
+        <w:t xml:space="preserve"> </w:t>
+      </w:r>
+      <w:r>
+        <w:rPr>
+          <w:rFonts w:cstheme="minorHAnsi"/>
+          <w:i/>
+          <w:iCs/>
+        </w:rPr>
+        <w:t>1/2/3</w:t>
+      </w:r>
+      <w:r>
+        <w:rPr>
+          <w:rFonts w:cstheme="minorHAnsi"/>
+          <w:i/>
+          <w:iCs/>
+        </w:rPr>
+        <w:t>.</w:t>
+      </w:r>
+    </w:p>
+    <w:p>
+      <w:pPr>
+        <w:pStyle w:val="ListParagraph"/>
+        <w:numPr>
+          <w:ilvl w:val="1"/>
+          <w:numId w:val="4"/>
+        </w:numPr>
+        <w:rPr>
+          <w:rFonts w:cstheme="minorHAnsi"/>
+          <w:i/>
+          <w:iCs/>
+        </w:rPr>
+      </w:pPr>
+      <w:r>
+        <w:rPr>
+          <w:rFonts w:cstheme="minorHAnsi"/>
+          <w:i/>
+          <w:iCs/>
+        </w:rPr>
+        <w:t>A detailed discussion of your code logic and implementation</w:t>
+      </w:r>
+    </w:p>
+    <w:p>
+      <w:pPr>
+        <w:pStyle w:val="ListParagraph"/>
+        <w:numPr>
+          <w:ilvl w:val="0"/>
+          <w:numId w:val="4"/>
+        </w:numPr>
+        <w:rPr>
+          <w:rFonts w:cstheme="minorHAnsi"/>
+          <w:i/>
+          <w:iCs/>
+        </w:rPr>
+      </w:pPr>
+      <w:r>
+        <w:rPr>
+          <w:rFonts w:cstheme="minorHAnsi"/>
+          <w:i/>
+          <w:iCs/>
+        </w:rPr>
+        <w:t>One ZIP file containing:</w:t>
+      </w:r>
+    </w:p>
+    <w:p>
+      <w:pPr>
+        <w:pStyle w:val="ListParagraph"/>
+        <w:numPr>
+          <w:ilvl w:val="1"/>
+          <w:numId w:val="4"/>
+        </w:numPr>
+        <w:rPr>
+          <w:rFonts w:cstheme="minorHAnsi"/>
+          <w:i/>
+          <w:iCs/>
+        </w:rPr>
+      </w:pPr>
+      <w:r>
+        <w:rPr>
+          <w:rFonts w:cstheme="minorHAnsi"/>
+          <w:i/>
+          <w:iCs/>
+        </w:rPr>
+        <w:t xml:space="preserve">All code files from Parts </w:t>
+      </w:r>
+      <w:r>
+        <w:rPr>
+          <w:rFonts w:cstheme="minorHAnsi"/>
+          <w:i/>
+          <w:iCs/>
+        </w:rPr>
+        <w:t>1/2/3</w:t>
+      </w:r>
+      <w:r>
+        <w:rPr>
+          <w:rFonts w:cstheme="minorHAnsi"/>
+          <w:i/>
+          <w:iCs/>
+        </w:rPr>
+        <w:t>. The Code files should be organized clearly and logically</w:t>
+      </w:r>
+    </w:p>
+    <w:p>
+      <w:pPr>
+        <w:ind w:left="360"/>
+        <w:rPr>
+          <w:rFonts w:cstheme="minorHAnsi"/>
+        </w:rPr>
+      </w:pPr>
+    </w:p>
+    <w:p>
+      <w:pPr>
+        <w:ind w:left="360"/>
+        <w:rPr>
+          <w:rFonts w:cstheme="minorHAnsi"/>
           <w:b/>
           <w:bCs/>
-        </w:rPr>
-        <w:t xml:space="preserve">Submission requirements: </w:t>
-      </w:r>
-    </w:p>
-    <w:p>
-      <w:pPr>
-        <w:pStyle w:val="ListParagraph"/>
-        <w:ind w:left="360"/>
-        <w:jc w:val="both"/>
-      </w:pPr>
-      <w:r>
-        <w:t xml:space="preserve">Submit your assignment file through D2L using the appropriate link. </w:t>
-      </w:r>
-    </w:p>
-    <w:p>
-      <w:pPr>
-        <w:pStyle w:val="ListParagraph"/>
-        <w:ind w:left="360"/>
-        <w:jc w:val="both"/>
-      </w:pPr>
-      <w:r>
-        <w:t>The submission must include</w:t>
-      </w:r>
-      <w:r>
-        <w:t xml:space="preserve"> the </w:t>
-      </w:r>
-      <w:r>
-        <w:rPr>
+          <w:color w:val="EE0000"/>
+        </w:rPr>
+      </w:pPr>
+      <w:r>
+        <w:rPr>
+          <w:rFonts w:cstheme="minorHAnsi"/>
           <w:b/>
           <w:bCs/>
-          <w:i/>
-          <w:iCs/>
-          <w:color w:val="FF0000"/>
-          <w:u w:val="single"/>
-        </w:rPr>
-        <w:t>source code</w:t>
-      </w:r>
-      <w:r>
-        <w:t xml:space="preserve">, and </w:t>
-      </w:r>
-      <w:r>
-        <w:rPr>
-          <w:b/>
-          <w:bCs/>
-          <w:i/>
-          <w:iCs/>
-          <w:color w:val="FF0000"/>
-          <w:u w:val="single"/>
-        </w:rPr>
-        <w:t>a report describe your code logic</w:t>
-      </w:r>
-      <w:r>
-        <w:rPr>
-          <w:rFonts w:hint="eastAsia"/>
-          <w:b/>
-          <w:bCs/>
-          <w:i/>
-          <w:iCs/>
-          <w:color w:val="FF0000"/>
-          <w:u w:val="single"/>
-        </w:rPr>
-        <w:t xml:space="preserve"> </w:t>
-      </w:r>
-      <w:r>
-        <w:rPr>
-          <w:rFonts w:hint="eastAsia"/>
-          <w:b/>
-          <w:bCs/>
-          <w:i/>
-          <w:iCs/>
-          <w:color w:val="FF0000"/>
-          <w:u w:val="single"/>
-        </w:rPr>
-        <w:t>（</w:t>
-      </w:r>
-      <w:r>
-        <w:rPr>
-          <w:rFonts w:hint="eastAsia"/>
-          <w:b/>
-          <w:bCs/>
-          <w:i/>
-          <w:iCs/>
-          <w:color w:val="FF0000"/>
-          <w:u w:val="single"/>
-        </w:rPr>
-        <w:t>including part 1/2/3</w:t>
-      </w:r>
-      <w:r>
-        <w:rPr>
-          <w:rFonts w:hint="eastAsia"/>
-          <w:b/>
-          <w:bCs/>
-          <w:i/>
-          <w:iCs/>
-          <w:color w:val="FF0000"/>
-          <w:u w:val="single"/>
-        </w:rPr>
-        <w:t>）</w:t>
-      </w:r>
-      <w:r>
-        <w:rPr>
-          <w:i/>
-          <w:iCs/>
-          <w:color w:val="000000" w:themeColor="text1"/>
-          <w:u w:val="single"/>
-        </w:rPr>
-        <w:t xml:space="preserve">. </w:t>
-      </w:r>
-      <w:r>
-        <w:rPr>
-          <w:b/>
-          <w:bCs/>
-          <w:i/>
-          <w:iCs/>
-          <w:color w:val="FF0000"/>
-          <w:u w:val="single"/>
-        </w:rPr>
-        <w:t>O</w:t>
-      </w:r>
-      <w:r>
-        <w:rPr>
-          <w:b/>
-          <w:bCs/>
-          <w:i/>
-          <w:iCs/>
-          <w:color w:val="FF0000"/>
-          <w:u w:val="single"/>
-        </w:rPr>
-        <w:t xml:space="preserve">utput </w:t>
-      </w:r>
-      <w:r>
-        <w:rPr>
-          <w:b/>
-          <w:bCs/>
-          <w:i/>
-          <w:iCs/>
-          <w:color w:val="FF0000"/>
-          <w:u w:val="single"/>
-        </w:rPr>
-        <w:t>screenshot</w:t>
-      </w:r>
-      <w:r>
-        <w:rPr>
-          <w:rFonts w:hint="eastAsia"/>
-          <w:b/>
-          <w:bCs/>
-          <w:i/>
-          <w:iCs/>
-          <w:color w:val="FF0000"/>
-          <w:u w:val="single"/>
-        </w:rPr>
-        <w:t>（</w:t>
-      </w:r>
-      <w:r>
-        <w:rPr>
-          <w:rFonts w:hint="eastAsia"/>
-          <w:b/>
-          <w:bCs/>
-          <w:i/>
-          <w:iCs/>
-          <w:color w:val="FF0000"/>
-          <w:u w:val="single"/>
-        </w:rPr>
-        <w:t>including part 1/2/3</w:t>
-      </w:r>
-      <w:r>
-        <w:rPr>
-          <w:rFonts w:hint="eastAsia"/>
-          <w:b/>
-          <w:bCs/>
-          <w:i/>
-          <w:iCs/>
-          <w:color w:val="FF0000"/>
-          <w:u w:val="single"/>
-        </w:rPr>
-        <w:t>）</w:t>
-      </w:r>
-      <w:r>
-        <w:rPr>
-          <w:b/>
-          <w:bCs/>
-          <w:i/>
-          <w:iCs/>
-          <w:color w:val="FF0000"/>
-          <w:u w:val="single"/>
-        </w:rPr>
-        <w:t xml:space="preserve"> </w:t>
-      </w:r>
-      <w:r>
-        <w:rPr>
-          <w:b/>
-          <w:bCs/>
-          <w:i/>
-          <w:iCs/>
-          <w:color w:val="FF0000"/>
-          <w:u w:val="single"/>
-        </w:rPr>
-        <w:t>of your code</w:t>
-      </w:r>
-      <w:r>
-        <w:t xml:space="preserve"> should be included in the report.</w:t>
+          <w:color w:val="EE0000"/>
+        </w:rPr>
+        <w:t>Important: Submissions that do not follow the format above will not be graded.</w:t>
       </w:r>
     </w:p>
     <w:p>
@@ -14386,8 +14419,97 @@
 </file>
 
 <file path=word/numbering.xml><?xml version="1.0" encoding="utf-8"?>
-<w:numbering xmlns:wpc="http://schemas.microsoft.com/office/word/2010/wordprocessingCanvas" xmlns:cx="http://schemas.microsoft.com/office/drawing/2014/chartex" xmlns:cx1="http://schemas.microsoft.com/office/drawing/2015/9/8/chartex" xmlns:cx2="http://schemas.microsoft.com/office/drawing/2015/10/21/chartex" xmlns:cx3="http://schemas.microsoft.com/office/drawing/2016/5/9/chartex" xmlns:cx4="http://schemas.microsoft.com/office/drawing/2016/5/10/chartex" xmlns:cx5="http://schemas.microsoft.com/office/drawing/2016/5/11/chartex" xmlns:cx6="http://schemas.microsoft.com/office/drawing/2016/5/12/chartex" xmlns:cx7="http://schemas.microsoft.com/office/drawing/2016/5/13/chartex" xmlns:cx8="http://schemas.microsoft.com/office/drawing/2016/5/14/chartex" xmlns:mc="http://schemas.openxmlformats.org/markup-compatibility/2006" xmlns:aink="http://schemas.microsoft.com/office/drawing/2016/ink" xmlns:am3d="http://schemas.microsoft.com/office/drawing/2017/model3d" xmlns:o="urn:schemas-microsoft-com:office:office" xmlns:oel="http://schemas.microsoft.com/office/2019/extlst" xmlns:r="http://schemas.openxmlformats.org/officeDocument/2006/relationships" xmlns:m="http://schemas.openxmlformats.org/officeDocument/2006/math" xmlns:v="urn:schemas-microsoft-com:vml" xmlns:wp14="http://schemas.microsoft.com/office/word/2010/wordprocessingDrawing" xmlns:wp="http://schemas.openxmlformats.org/drawingml/2006/wordprocessingDrawing" xmlns:w10="urn:schemas-microsoft-com:office:word" xmlns:w="http://schemas.openxmlformats.org/wordprocessingml/2006/main" xmlns:w14="http://schemas.microsoft.com/office/word/2010/wordml" xmlns:w15="http://schemas.microsoft.com/office/word/2012/wordml" xmlns:w16cex="http://schemas.microsoft.com/office/word/2018/wordml/cex" xmlns:w16cid="http://schemas.microsoft.com/office/word/2016/wordml/cid" xmlns:w16="http://schemas.microsoft.com/office/word/2018/wordml" xmlns:w16du="http://schemas.microsoft.com/office/word/2023/wordml/word16du" xmlns:w16sdtdh="http://schemas.microsoft.com/office/word/2020/wordml/sdtdatahash" xmlns:w16sdtfl="http://schemas.microsoft.com/office/word/2024/wordml/sdtformatlock" xmlns:w16se="http://schemas.microsoft.com/office/word/2015/wordml/symex" xmlns:wpg="http://schemas.microsoft.com/office/word/2010/wordprocessingGroup" xmlns:wpi="http://schemas.microsoft.com/office/word/2010/wordprocessingInk" xmlns:wne="http://schemas.microsoft.com/office/word/2006/wordml" xmlns:wps="http://schemas.microsoft.com/office/word/2010/wordprocessingShape" mc:Ignorable="w14 w15 w16se w16cid w16 w16cex w16sdtdh w16sdtfl w16du wp14">
+<w:numbering xmlns:wpc="http://schemas.microsoft.com/office/word/2010/wordprocessingCanvas" xmlns:cx="http://schemas.microsoft.com/office/drawing/2014/chartex" xmlns:cx1="http://schemas.microsoft.com/office/drawing/2015/9/8/chartex" xmlns:cx2="http://schemas.microsoft.com/office/drawing/2015/10/21/chartex" xmlns:cx3="http://schemas.microsoft.com/office/drawing/2016/5/9/chartex" xmlns:cx4="http://schemas.microsoft.com/office/drawing/2016/5/10/chartex" xmlns:cx5="http://schemas.microsoft.com/office/drawing/2016/5/11/chartex" xmlns:cx6="http://schemas.microsoft.com/office/drawing/2016/5/12/chartex" xmlns:cx7="http://schemas.microsoft.com/office/drawing/2016/5/13/chartex" xmlns:cx8="http://schemas.microsoft.com/office/drawing/2016/5/14/chartex" xmlns:mc="http://schemas.openxmlformats.org/markup-compatibility/2006" xmlns:m="http://schemas.openxmlformats.org/officeDocument/2006/math" xmlns:aink="http://schemas.microsoft.com/office/drawing/2016/ink" xmlns:am3d="http://schemas.microsoft.com/office/drawing/2017/model3d" xmlns:oel="http://schemas.microsoft.com/office/2019/extlst" xmlns:r="http://schemas.openxmlformats.org/officeDocument/2006/relationships" xmlns:wp14="http://schemas.microsoft.com/office/word/2010/wordprocessingDrawing" xmlns:wp="http://schemas.openxmlformats.org/drawingml/2006/wordprocessingDrawing" xmlns:wpg="http://schemas.microsoft.com/office/word/2010/wordprocessingGroup" xmlns:wpi="http://schemas.microsoft.com/office/word/2010/wordprocessingInk" xmlns:wps="http://schemas.microsoft.com/office/word/2010/wordprocessingShape" xmlns:o="urn:schemas-microsoft-com:office:office" xmlns:v="urn:schemas-microsoft-com:vml" xmlns:w10="urn:schemas-microsoft-com:office:word" xmlns:w="http://schemas.openxmlformats.org/wordprocessingml/2006/main" xmlns:w14="http://schemas.microsoft.com/office/word/2010/wordml" xmlns:w15="http://schemas.microsoft.com/office/word/2012/wordml" xmlns:w16cei="http://schemas.microsoft.com/office/word/2026/wordml/cei" xmlns:w16cex="http://schemas.microsoft.com/office/word/2018/wordml/cex" xmlns:w16cid="http://schemas.microsoft.com/office/word/2016/wordml/cid" xmlns:w16="http://schemas.microsoft.com/office/word/2018/wordml" xmlns:w16sdtdh="http://schemas.microsoft.com/office/word/2020/wordml/sdtdatahash" xmlns:w16sdtfl="http://schemas.microsoft.com/office/word/2024/wordml/sdtformatlock" xmlns:w16se="http://schemas.microsoft.com/office/word/2015/wordml/symex" xmlns:w16du="http://schemas.microsoft.com/office/word/2023/wordml/word16du" xmlns:wne="http://schemas.microsoft.com/office/word/2006/wordml" mc:Ignorable="w14 w15 w16se w16cid w16 w16cex w16sdtdh w16sdtfl w16du wp14">
   <w:abstractNum w:abstractNumId="0" w15:restartNumberingAfterBreak="0">
+    <w:nsid w:val="185A58F0"/>
+    <w:multiLevelType w:val="hybridMultilevel"/>
+    <w:tmpl w:val="3534699E"/>
+    <w:lvl w:ilvl="0" w:tplc="0409000F">
+      <w:start w:val="1"/>
+      <w:numFmt w:val="decimal"/>
+      <w:lvlText w:val="%1."/>
+      <w:lvlJc w:val="left"/>
+      <w:pPr>
+        <w:ind w:left="720" w:hanging="360"/>
+      </w:pPr>
+      <w:rPr>
+        <w:rFonts w:hint="default"/>
+      </w:rPr>
+    </w:lvl>
+    <w:lvl w:ilvl="1" w:tplc="04090019">
+      <w:start w:val="1"/>
+      <w:numFmt w:val="lowerLetter"/>
+      <w:lvlText w:val="%2."/>
+      <w:lvlJc w:val="left"/>
+      <w:pPr>
+        <w:ind w:left="1440" w:hanging="360"/>
+      </w:pPr>
+    </w:lvl>
+    <w:lvl w:ilvl="2" w:tplc="0409001B" w:tentative="1">
+      <w:start w:val="1"/>
+      <w:numFmt w:val="lowerRoman"/>
+      <w:lvlText w:val="%3."/>
+      <w:lvlJc w:val="right"/>
+      <w:pPr>
+        <w:ind w:left="2160" w:hanging="180"/>
+      </w:pPr>
+    </w:lvl>
+    <w:lvl w:ilvl="3" w:tplc="0409000F" w:tentative="1">
+      <w:start w:val="1"/>
+      <w:numFmt w:val="decimal"/>
+      <w:lvlText w:val="%4."/>
+      <w:lvlJc w:val="left"/>
+      <w:pPr>
+        <w:ind w:left="2880" w:hanging="360"/>
+      </w:pPr>
+    </w:lvl>
+    <w:lvl w:ilvl="4" w:tplc="04090019" w:tentative="1">
+      <w:start w:val="1"/>
+      <w:numFmt w:val="lowerLetter"/>
+      <w:lvlText w:val="%5."/>
+      <w:lvlJc w:val="left"/>
+      <w:pPr>
+        <w:ind w:left="3600" w:hanging="360"/>
+      </w:pPr>
+    </w:lvl>
+    <w:lvl w:ilvl="5" w:tplc="0409001B" w:tentative="1">
+      <w:start w:val="1"/>
+      <w:numFmt w:val="lowerRoman"/>
+      <w:lvlText w:val="%6."/>
+      <w:lvlJc w:val="right"/>
+      <w:pPr>
+        <w:ind w:left="4320" w:hanging="180"/>
+      </w:pPr>
+    </w:lvl>
+    <w:lvl w:ilvl="6" w:tplc="0409000F" w:tentative="1">
+      <w:start w:val="1"/>
+      <w:numFmt w:val="decimal"/>
+      <w:lvlText w:val="%7."/>
+      <w:lvlJc w:val="left"/>
+      <w:pPr>
+        <w:ind w:left="5040" w:hanging="360"/>
+      </w:pPr>
+    </w:lvl>
+    <w:lvl w:ilvl="7" w:tplc="04090019" w:tentative="1">
+      <w:start w:val="1"/>
+      <w:numFmt w:val="lowerLetter"/>
+      <w:lvlText w:val="%8."/>
+      <w:lvlJc w:val="left"/>
+      <w:pPr>
+        <w:ind w:left="5760" w:hanging="360"/>
+      </w:pPr>
+    </w:lvl>
+    <w:lvl w:ilvl="8" w:tplc="0409001B" w:tentative="1">
+      <w:start w:val="1"/>
+      <w:numFmt w:val="lowerRoman"/>
+      <w:lvlText w:val="%9."/>
+      <w:lvlJc w:val="right"/>
+      <w:pPr>
+        <w:ind w:left="6480" w:hanging="180"/>
+      </w:pPr>
+    </w:lvl>
+  </w:abstractNum>
+  <w:abstractNum w:abstractNumId="1" w15:restartNumberingAfterBreak="0">
     <w:nsid w:val="278B4249"/>
     <w:multiLevelType w:val="hybridMultilevel"/>
     <w:tmpl w:val="498AC5D6"/>
@@ -14476,7 +14598,7 @@
       </w:pPr>
     </w:lvl>
   </w:abstractNum>
-  <w:abstractNum w:abstractNumId="1" w15:restartNumberingAfterBreak="0">
+  <w:abstractNum w:abstractNumId="2" w15:restartNumberingAfterBreak="0">
     <w:nsid w:val="27C15916"/>
     <w:multiLevelType w:val="hybridMultilevel"/>
     <w:tmpl w:val="B0E26E26"/>
@@ -14565,7 +14687,7 @@
       </w:pPr>
     </w:lvl>
   </w:abstractNum>
-  <w:abstractNum w:abstractNumId="2" w15:restartNumberingAfterBreak="0">
+  <w:abstractNum w:abstractNumId="3" w15:restartNumberingAfterBreak="0">
     <w:nsid w:val="36517C28"/>
     <w:multiLevelType w:val="hybridMultilevel"/>
     <w:tmpl w:val="852EC0DA"/>
@@ -14655,19 +14777,22 @@
     </w:lvl>
   </w:abstractNum>
   <w:num w:numId="1" w16cid:durableId="1111900692">
-    <w:abstractNumId w:val="0"/>
+    <w:abstractNumId w:val="1"/>
   </w:num>
   <w:num w:numId="2" w16cid:durableId="717976854">
-    <w:abstractNumId w:val="1"/>
+    <w:abstractNumId w:val="2"/>
   </w:num>
   <w:num w:numId="3" w16cid:durableId="1602911638">
-    <w:abstractNumId w:val="2"/>
+    <w:abstractNumId w:val="3"/>
+  </w:num>
+  <w:num w:numId="4" w16cid:durableId="672336734">
+    <w:abstractNumId w:val="0"/>
   </w:num>
 </w:numbering>
 </file>
 
 <file path=word/styles.xml><?xml version="1.0" encoding="utf-8"?>
-<w:styles xmlns:mc="http://schemas.openxmlformats.org/markup-compatibility/2006" xmlns:r="http://schemas.openxmlformats.org/officeDocument/2006/relationships" xmlns:w="http://schemas.openxmlformats.org/wordprocessingml/2006/main" xmlns:w14="http://schemas.microsoft.com/office/word/2010/wordml" xmlns:w15="http://schemas.microsoft.com/office/word/2012/wordml" xmlns:w16cex="http://schemas.microsoft.com/office/word/2018/wordml/cex" xmlns:w16cid="http://schemas.microsoft.com/office/word/2016/wordml/cid" xmlns:w16="http://schemas.microsoft.com/office/word/2018/wordml" xmlns:w16du="http://schemas.microsoft.com/office/word/2023/wordml/word16du" xmlns:w16sdtdh="http://schemas.microsoft.com/office/word/2020/wordml/sdtdatahash" xmlns:w16sdtfl="http://schemas.microsoft.com/office/word/2024/wordml/sdtformatlock" xmlns:w16se="http://schemas.microsoft.com/office/word/2015/wordml/symex" mc:Ignorable="w14 w15 w16se w16cid w16 w16cex w16sdtdh w16sdtfl w16du">
+<w:styles xmlns:mc="http://schemas.openxmlformats.org/markup-compatibility/2006" xmlns:r="http://schemas.openxmlformats.org/officeDocument/2006/relationships" xmlns:w="http://schemas.openxmlformats.org/wordprocessingml/2006/main" xmlns:w14="http://schemas.microsoft.com/office/word/2010/wordml" xmlns:w15="http://schemas.microsoft.com/office/word/2012/wordml" xmlns:w16cex="http://schemas.microsoft.com/office/word/2018/wordml/cex" xmlns:w16cid="http://schemas.microsoft.com/office/word/2016/wordml/cid" xmlns:w16="http://schemas.microsoft.com/office/word/2018/wordml" xmlns:w16sdtdh="http://schemas.microsoft.com/office/word/2020/wordml/sdtdatahash" xmlns:w16sdtfl="http://schemas.microsoft.com/office/word/2024/wordml/sdtformatlock" xmlns:w16se="http://schemas.microsoft.com/office/word/2015/wordml/symex" xmlns:w16du="http://schemas.microsoft.com/office/word/2023/wordml/word16du" mc:Ignorable="w14 w15 w16se w16cid w16 w16cex w16sdtdh w16sdtfl w16du">
   <w:docDefaults>
     <w:rPrDefault>
       <w:rPr>
